--- a/document/field-attendance-employee-manual.docx
+++ b/document/field-attendance-employee-manual.docx
@@ -1074,7 +1074,6 @@
                 <w:rFonts w:ascii="Times New Roman" w:hAnsi="Times New Roman" w:cs="Times New Roman"/>
               </w:rPr>
             </w:pPr>
-            <w:proofErr w:type="gramStart"/>
             <w:r>
               <w:rPr>
                 <w:rFonts w:ascii="Times New Roman" w:eastAsia="CIDFont+F1" w:hAnsi="Times New Roman" w:cs="Times New Roman"/>
@@ -1089,15 +1088,7 @@
                 <w:rFonts w:ascii="Times New Roman" w:eastAsia="CIDFont+F2" w:hAnsi="Times New Roman" w:cs="Times New Roman"/>
                 <w:color w:val="1F1F1F"/>
               </w:rPr>
-              <w:t>Your</w:t>
-            </w:r>
-            <w:proofErr w:type="gramEnd"/>
-            <w:r>
-              <w:rPr>
-                <w:rFonts w:ascii="Times New Roman" w:eastAsia="CIDFont+F2" w:hAnsi="Times New Roman" w:cs="Times New Roman"/>
-                <w:color w:val="1F1F1F"/>
-              </w:rPr>
-              <w:t xml:space="preserve"> photo and location are used as your work-start anchor. Make sure your face is clearly visible in the frame before the countdown ends. </w:t>
+              <w:t xml:space="preserve">Your photo and location are used as your work-start anchor. Make sure your face is clearly visible in the frame before the countdown ends. </w:t>
             </w:r>
           </w:p>
         </w:tc>
@@ -5015,13 +5006,7 @@
         <w:t>Direct (Visit → Home)</w:t>
       </w:r>
       <w:r>
-        <w:t xml:space="preserve"> — if you are going straight home</w:t>
-      </w:r>
-      <w:r>
-        <w:t xml:space="preserve">. </w:t>
-      </w:r>
-      <w:r>
-        <w:t xml:space="preserve">Tap the option you want. </w:t>
+        <w:t xml:space="preserve"> — if you are going straight home. Tap the option you want. </w:t>
       </w:r>
     </w:p>
     <w:p>
@@ -5860,16 +5845,159 @@
         <w:spacing w:before="198" w:after="0" w:line="268" w:lineRule="exact"/>
         <w:ind w:left="28"/>
         <w:rPr>
-          <w:rFonts w:ascii="Times New Roman" w:hAnsi="Times New Roman" w:cs="Times New Roman"/>
-        </w:rPr>
-      </w:pPr>
-      <w:r>
-        <w:rPr>
           <w:rFonts w:ascii="Times New Roman" w:eastAsia="CIDFont+F2" w:hAnsi="Times New Roman" w:cs="Times New Roman"/>
           <w:color w:val="1F1F1F"/>
         </w:rPr>
+      </w:pPr>
+      <w:r>
+        <w:rPr>
+          <w:rFonts w:ascii="Times New Roman" w:eastAsia="CIDFont+F2" w:hAnsi="Times New Roman" w:cs="Times New Roman"/>
+          <w:color w:val="1F1F1F"/>
+        </w:rPr>
         <w:t xml:space="preserve">Every customer visit you made today will be automatically marked as Done. </w:t>
       </w:r>
+    </w:p>
+    <w:p>
+      <w:pPr>
+        <w:autoSpaceDE w:val="0"/>
+        <w:autoSpaceDN w:val="0"/>
+        <w:spacing w:before="198" w:after="0" w:line="268" w:lineRule="exact"/>
+        <w:ind w:left="28"/>
+        <w:rPr>
+          <w:rFonts w:ascii="Times New Roman" w:eastAsia="CIDFont+F2" w:hAnsi="Times New Roman" w:cs="Times New Roman"/>
+          <w:color w:val="1F1F1F"/>
+        </w:rPr>
+      </w:pPr>
+    </w:p>
+    <w:p>
+      <w:pPr>
+        <w:autoSpaceDE w:val="0"/>
+        <w:autoSpaceDN w:val="0"/>
+        <w:spacing w:before="120" w:after="0" w:line="240" w:lineRule="auto"/>
+        <w:jc w:val="center"/>
+        <w:rPr>
+          <w:rFonts w:ascii="Times New Roman" w:hAnsi="Times New Roman" w:cs="Times New Roman"/>
+          <w:noProof/>
+        </w:rPr>
+      </w:pPr>
+      <w:r>
+        <w:rPr>
+          <w:rFonts w:ascii="Times New Roman" w:hAnsi="Times New Roman" w:cs="Times New Roman"/>
+          <w:noProof/>
+        </w:rPr>
+        <w:lastRenderedPageBreak/>
+        <w:drawing>
+          <wp:inline distT="0" distB="0" distL="0" distR="0" wp14:anchorId="7C93E7CB" wp14:editId="51304F88">
+            <wp:extent cx="2743200" cy="4389120"/>
+            <wp:effectExtent l="19050" t="19050" r="19050" b="19050"/>
+            <wp:docPr id="50" name="Picture 50"/>
+            <wp:cNvGraphicFramePr>
+              <a:graphicFrameLocks xmlns:a="http://schemas.openxmlformats.org/drawingml/2006/main" noChangeAspect="1"/>
+            </wp:cNvGraphicFramePr>
+            <a:graphic xmlns:a="http://schemas.openxmlformats.org/drawingml/2006/main">
+              <a:graphicData uri="http://schemas.openxmlformats.org/drawingml/2006/picture">
+                <pic:pic xmlns:pic="http://schemas.openxmlformats.org/drawingml/2006/picture">
+                  <pic:nvPicPr>
+                    <pic:cNvPr id="0" name="image26.png"/>
+                    <pic:cNvPicPr/>
+                  </pic:nvPicPr>
+                  <pic:blipFill rotWithShape="1">
+                    <a:blip r:embed="rId31"/>
+                    <a:stretch>
+                      <a:fillRect/>
+                    </a:stretch>
+                  </pic:blipFill>
+                  <pic:spPr bwMode="auto">
+                    <a:xfrm>
+                      <a:off x="0" y="0"/>
+                      <a:ext cx="2743200" cy="4389120"/>
+                    </a:xfrm>
+                    <a:prstGeom prst="rect">
+                      <a:avLst/>
+                    </a:prstGeom>
+                    <a:ln w="9525" cap="flat" cmpd="sng" algn="ctr">
+                      <a:solidFill>
+                        <a:srgbClr val="B0B0B0"/>
+                      </a:solidFill>
+                      <a:prstDash val="solid"/>
+                      <a:round/>
+                      <a:headEnd type="none" w="med" len="med"/>
+                      <a:tailEnd type="none" w="med" len="med"/>
+                    </a:ln>
+                  </pic:spPr>
+                </pic:pic>
+              </a:graphicData>
+            </a:graphic>
+          </wp:inline>
+        </w:drawing>
+      </w:r>
+      <w:r>
+        <w:rPr>
+          <w:rFonts w:ascii="Times New Roman" w:hAnsi="Times New Roman" w:cs="Times New Roman"/>
+        </w:rPr>
+        <w:t xml:space="preserve">   </w:t>
+      </w:r>
+      <w:r>
+        <w:rPr>
+          <w:rFonts w:ascii="Times New Roman" w:hAnsi="Times New Roman" w:cs="Times New Roman"/>
+          <w:noProof/>
+        </w:rPr>
+        <w:drawing>
+          <wp:inline distT="0" distB="0" distL="0" distR="0" wp14:anchorId="4567F523" wp14:editId="40342CA9">
+            <wp:extent cx="2743200" cy="4389120"/>
+            <wp:effectExtent l="19050" t="19050" r="19050" b="19050"/>
+            <wp:docPr id="51" name="Picture 51"/>
+            <wp:cNvGraphicFramePr>
+              <a:graphicFrameLocks xmlns:a="http://schemas.openxmlformats.org/drawingml/2006/main" noChangeAspect="1"/>
+            </wp:cNvGraphicFramePr>
+            <a:graphic xmlns:a="http://schemas.openxmlformats.org/drawingml/2006/main">
+              <a:graphicData uri="http://schemas.openxmlformats.org/drawingml/2006/picture">
+                <pic:pic xmlns:pic="http://schemas.openxmlformats.org/drawingml/2006/picture">
+                  <pic:nvPicPr>
+                    <pic:cNvPr id="0" name="image27.png"/>
+                    <pic:cNvPicPr/>
+                  </pic:nvPicPr>
+                  <pic:blipFill rotWithShape="1">
+                    <a:blip r:embed="rId32"/>
+                    <a:stretch>
+                      <a:fillRect/>
+                    </a:stretch>
+                  </pic:blipFill>
+                  <pic:spPr bwMode="auto">
+                    <a:xfrm>
+                      <a:off x="0" y="0"/>
+                      <a:ext cx="2743200" cy="4389120"/>
+                    </a:xfrm>
+                    <a:prstGeom prst="rect">
+                      <a:avLst/>
+                    </a:prstGeom>
+                    <a:ln w="9525" cap="flat" cmpd="sng" algn="ctr">
+                      <a:solidFill>
+                        <a:srgbClr val="B0B0B0"/>
+                      </a:solidFill>
+                      <a:prstDash val="solid"/>
+                      <a:round/>
+                      <a:headEnd type="none" w="med" len="med"/>
+                      <a:tailEnd type="none" w="med" len="med"/>
+                    </a:ln>
+                  </pic:spPr>
+                </pic:pic>
+              </a:graphicData>
+            </a:graphic>
+          </wp:inline>
+        </w:drawing>
+      </w:r>
+    </w:p>
+    <w:p>
+      <w:pPr>
+        <w:autoSpaceDE w:val="0"/>
+        <w:autoSpaceDN w:val="0"/>
+        <w:spacing w:before="198" w:after="0" w:line="268" w:lineRule="exact"/>
+        <w:ind w:left="28"/>
+        <w:rPr>
+          <w:rFonts w:ascii="Times New Roman" w:hAnsi="Times New Roman" w:cs="Times New Roman"/>
+        </w:rPr>
+      </w:pPr>
     </w:p>
     <w:p>
       <w:pPr>
@@ -5889,7 +6017,6 @@
           <w:sz w:val="20"/>
           <w:shd w:val="clear" w:color="auto" w:fill="2D75B6"/>
         </w:rPr>
-        <w:lastRenderedPageBreak/>
         <w:t>Step 30</w:t>
       </w:r>
       <w:r>
@@ -5948,6 +6075,7 @@
           <w:rFonts w:ascii="Times New Roman" w:hAnsi="Times New Roman" w:cs="Times New Roman"/>
           <w:noProof/>
         </w:rPr>
+        <w:lastRenderedPageBreak/>
         <w:drawing>
           <wp:inline distT="0" distB="0" distL="0" distR="0" wp14:anchorId="414FCDD9" wp14:editId="13FB8D84">
             <wp:extent cx="3190835" cy="6457950"/>
@@ -5964,7 +6092,7 @@
                     <pic:cNvPicPr/>
                   </pic:nvPicPr>
                   <pic:blipFill rotWithShape="1">
-                    <a:blip r:embed="rId31"/>
+                    <a:blip r:embed="rId33"/>
                     <a:srcRect t="4905" b="1856"/>
                     <a:stretch>
                       <a:fillRect/>
@@ -6063,7 +6191,6 @@
           <w:sz w:val="20"/>
           <w:shd w:val="clear" w:color="auto" w:fill="2D75B6"/>
         </w:rPr>
-        <w:lastRenderedPageBreak/>
         <w:t>Step 31</w:t>
       </w:r>
       <w:r>
@@ -6152,6 +6279,7 @@
           <w:rFonts w:ascii="Times New Roman" w:eastAsia="CIDFont+F2" w:hAnsi="Times New Roman" w:cs="Times New Roman"/>
           <w:color w:val="2E75B6"/>
         </w:rPr>
+        <w:lastRenderedPageBreak/>
         <w:t>●</w:t>
       </w:r>
       <w:r>
@@ -6213,7 +6341,7 @@
                     <pic:cNvPicPr/>
                   </pic:nvPicPr>
                   <pic:blipFill rotWithShape="1">
-                    <a:blip r:embed="rId32"/>
+                    <a:blip r:embed="rId34"/>
                     <a:srcRect t="4264" b="1649"/>
                     <a:stretch>
                       <a:fillRect/>
@@ -6337,17 +6465,119 @@
         <w:spacing w:before="416" w:after="0" w:line="366" w:lineRule="exact"/>
         <w:ind w:left="28"/>
         <w:rPr>
-          <w:rFonts w:ascii="Times New Roman" w:hAnsi="Times New Roman" w:cs="Times New Roman"/>
-        </w:rPr>
-      </w:pPr>
-      <w:r>
-        <w:rPr>
           <w:rFonts w:ascii="Times New Roman" w:eastAsia="CIDFont+F1" w:hAnsi="Times New Roman" w:cs="Times New Roman"/>
           <w:b/>
           <w:color w:val="1F4E79"/>
           <w:sz w:val="30"/>
         </w:rPr>
+      </w:pPr>
+    </w:p>
+    <w:p>
+      <w:pPr>
+        <w:autoSpaceDE w:val="0"/>
+        <w:autoSpaceDN w:val="0"/>
+        <w:spacing w:before="416" w:after="0" w:line="366" w:lineRule="exact"/>
+        <w:ind w:left="28"/>
+        <w:rPr>
+          <w:rFonts w:ascii="Times New Roman" w:eastAsia="CIDFont+F1" w:hAnsi="Times New Roman" w:cs="Times New Roman"/>
+          <w:b/>
+          <w:color w:val="1F4E79"/>
+          <w:sz w:val="30"/>
+        </w:rPr>
+      </w:pPr>
+    </w:p>
+    <w:p>
+      <w:r>
+        <w:rPr>
+          <w:rFonts w:ascii="Times New Roman" w:hAnsi="Times New Roman"/>
+          <w:b/>
+          <w:color w:val="1F4E79"/>
+          <w:sz w:val="30"/>
+        </w:rPr>
         <w:lastRenderedPageBreak/>
+        <w:t>If a Trip Goes Over the Estimate</w:t>
+      </w:r>
+    </w:p>
+    <w:p>
+      <w:r>
+        <w:rPr>
+          <w:rFonts w:ascii="Times New Roman" w:hAnsi="Times New Roman"/>
+          <w:color w:val="1F1F1F"/>
+        </w:rPr>
+        <w:t>When you set up a trip, the app works out an estimated distance and travel time. If a trip ends up going well beyond that estimate, the app asks you to explain why before you can move on — so the extra kilometres or time are accounted for.</w:t>
+      </w:r>
+    </w:p>
+    <w:p>
+      <w:r>
+        <w:rPr>
+          <w:rFonts w:ascii="Times New Roman" w:hAnsi="Times New Roman"/>
+          <w:color w:val="1F1F1F"/>
+        </w:rPr>
+        <w:t>The Trip Needs a Reason popup appears automatically whenever a trip has gone over the estimate and still has no reason — for example:</w:t>
+      </w:r>
+    </w:p>
+    <w:p>
+      <w:r>
+        <w:rPr>
+          <w:rFonts w:ascii="Times New Roman" w:hAnsi="Times New Roman"/>
+          <w:color w:val="1F1F1F"/>
+        </w:rPr>
+        <w:t>●When you close a trip — right after you enter the End KM for a trip that went over the estimate.</w:t>
+      </w:r>
+    </w:p>
+    <w:p>
+      <w:r>
+        <w:rPr>
+          <w:rFonts w:ascii="Times New Roman" w:hAnsi="Times New Roman"/>
+          <w:color w:val="1F1F1F"/>
+        </w:rPr>
+        <w:t>●At check out — if any trip from the day is still over the estimate and has no reason yet.</w:t>
+      </w:r>
+    </w:p>
+    <w:p>
+      <w:r>
+        <w:rPr>
+          <w:rFonts w:ascii="Times New Roman" w:hAnsi="Times New Roman"/>
+          <w:color w:val="1F1F1F"/>
+        </w:rPr>
+        <w:t>●When you start your next trip — if you skipped the reason for an earlier over-trip, the popup returns the moment you try to set up a new Secondary or Additional trip.</w:t>
+      </w:r>
+    </w:p>
+    <w:p>
+      <w:r>
+        <w:rPr>
+          <w:rFonts w:ascii="Times New Roman" w:hAnsi="Times New Roman"/>
+          <w:color w:val="1F1F1F"/>
+        </w:rPr>
+        <w:t>●When you reopen the screen — if you closed the app before entering a reason, the popup comes back on its own the next time you open Field Attendance.</w:t>
+      </w:r>
+    </w:p>
+    <w:p>
+      <w:r>
+        <w:rPr>
+          <w:rFonts w:ascii="Times New Roman" w:hAnsi="Times New Roman"/>
+          <w:color w:val="1F1F1F"/>
+        </w:rPr>
+        <w:t>The popup shows the trip’s Estimated, Actual, and Extra over figures for both distance (KM) and time, so you can see exactly how far past the estimate it went. Type a short reason (for example, “Customer asked me to visit an extra site” or “Heavy traffic detour”) in the box and tap Submit Reason. A reason is required — the popup cannot be dismissed, and you cannot start a new trip or check out until it is filled in. If more than one trip went over, the app asks for each one in turn — once every trip has a reason, your close or check-out continues as normal.</w:t>
+      </w:r>
+    </w:p>
+    <w:p>
+      <w:pPr>
+        <w:autoSpaceDE w:val="0"/>
+        <w:autoSpaceDN w:val="0"/>
+        <w:spacing w:before="416" w:after="0" w:line="366" w:lineRule="exact"/>
+        <w:ind w:left="28"/>
+        <w:rPr>
+          <w:rFonts w:ascii="Times New Roman" w:hAnsi="Times New Roman" w:cs="Times New Roman"/>
+        </w:rPr>
+      </w:pPr>
+      <w:r>
+        <w:rPr>
+          <w:rFonts w:ascii="Times New Roman" w:eastAsia="CIDFont+F1" w:hAnsi="Times New Roman" w:cs="Times New Roman"/>
+          <w:b/>
+          <w:color w:val="1F4E79"/>
+          <w:sz w:val="30"/>
+        </w:rPr>
         <w:t>Quick Reference — When to Use Which Button</w:t>
       </w:r>
     </w:p>
@@ -7063,6 +7293,7 @@
           <w:color w:val="1F4E79"/>
           <w:sz w:val="30"/>
         </w:rPr>
+        <w:lastRenderedPageBreak/>
         <w:t>Things to Remember</w:t>
       </w:r>
     </w:p>
@@ -7252,6 +7483,30 @@
       </w:r>
     </w:p>
     <w:p>
+      <w:r>
+        <w:rPr>
+          <w:rFonts w:ascii="Times New Roman" w:hAnsi="Times New Roman"/>
+          <w:color w:val="2E75B6"/>
+        </w:rPr>
+        <w:t>●</w:t>
+      </w:r>
+      <w:r>
+        <w:rPr>
+          <w:rFonts w:ascii="Times New Roman" w:hAnsi="Times New Roman"/>
+          <w:b/>
+          <w:color w:val="2E75B6"/>
+        </w:rPr>
+        <w:t>If</w:t>
+      </w:r>
+      <w:r>
+        <w:rPr>
+          <w:rFonts w:ascii="Times New Roman" w:hAnsi="Times New Roman"/>
+          <w:color w:val="2E75B6"/>
+        </w:rPr>
+        <w:t xml:space="preserve"> a trip goes over its estimated KM or time, the app asks for a reason before you can finish — keep it short and specific.</w:t>
+      </w:r>
+    </w:p>
+    <w:p>
       <w:pPr>
         <w:autoSpaceDE w:val="0"/>
         <w:autoSpaceDN w:val="0"/>
@@ -7286,8 +7541,8 @@
       </w:r>
     </w:p>
     <w:sectPr>
-      <w:headerReference w:type="default" r:id="rId33"/>
-      <w:footerReference w:type="default" r:id="rId34"/>
+      <w:headerReference w:type="default" r:id="rId35"/>
+      <w:footerReference w:type="default" r:id="rId36"/>
       <w:pgSz w:w="12240" w:h="15840"/>
       <w:pgMar w:top="1152" w:right="1392" w:bottom="1008" w:left="1412" w:header="600" w:footer="600" w:gutter="0"/>
       <w:cols w:space="720"/>
